--- a/output/docx/UC22OphthalmologySurgeries.docx
+++ b/output/docx/UC22OphthalmologySurgeries.docx
@@ -39,7 +39,7 @@
           <w:sz w:val="30"/>
           <w:color w:val="1A365D"/>
         </w:rPr>
-        <w:t>Use Case: UC22 Ophthalmology Surgeries (v4.0)</w:t>
+        <w:t>Use Case: UC22 Ophthalmology Surgeries (v6.0)</w:t>
       </w:r>
     </w:p>
     <w:p>

--- a/output/docx/UC22OphthalmologySurgeries.docx
+++ b/output/docx/UC22OphthalmologySurgeries.docx
@@ -39,7 +39,7 @@
           <w:sz w:val="30"/>
           <w:color w:val="1A365D"/>
         </w:rPr>
-        <w:t>Use Case: UC22 Ophthalmology Surgeries (v6.0)</w:t>
+        <w:t>Use Case: UC22 Ophthalmology Surgeries (v7.0)</w:t>
       </w:r>
     </w:p>
     <w:p>
